--- a/Fase 2/Evidencias del Proyecto/SICMA_ESO_v1.1.docx
+++ b/Fase 2/Evidencias del Proyecto/SICMA_ESO_v1.1.docx
@@ -662,8 +662,8 @@
         </w:tblBorders>
       </w:tblPr>
       <w:tblGrid>
-        <w:gridCol w:w="3394"/>
-        <w:gridCol w:w="4525"/>
+        <w:gridCol w:w="3788"/>
+        <w:gridCol w:w="5050"/>
       </w:tblGrid>
       <w:tr>
         <w:trPr>
@@ -672,7 +672,7 @@
         </w:trPr>
         <w:tc>
           <w:tcPr>
-            <w:tcW w:w="3394" w:type="dxa"/>
+            <w:tcW w:w="3788" w:type="dxa"/>
             <w:shd w:val="clear" w:color="auto" w:fill="D9E2F3"/>
           </w:tcPr>
           <w:p>
@@ -691,7 +691,7 @@
         </w:tc>
         <w:tc>
           <w:tcPr>
-            <w:tcW w:w="4525" w:type="dxa"/>
+            <w:tcW w:w="5050" w:type="dxa"/>
             <w:shd w:val="clear" w:color="auto" w:fill="D9E2F3"/>
           </w:tcPr>
           <w:p>
@@ -715,7 +715,7 @@
         </w:trPr>
         <w:tc>
           <w:tcPr>
-            <w:tcW w:w="3394" w:type="dxa"/>
+            <w:tcW w:w="3788" w:type="dxa"/>
           </w:tcPr>
           <w:p>
             <w:pPr>
@@ -732,7 +732,7 @@
         </w:tc>
         <w:tc>
           <w:tcPr>
-            <w:tcW w:w="4525" w:type="dxa"/>
+            <w:tcW w:w="5050" w:type="dxa"/>
           </w:tcPr>
           <w:p>
             <w:pPr>
@@ -754,7 +754,7 @@
         </w:trPr>
         <w:tc>
           <w:tcPr>
-            <w:tcW w:w="3394" w:type="dxa"/>
+            <w:tcW w:w="3788" w:type="dxa"/>
           </w:tcPr>
           <w:p>
             <w:pPr>
@@ -771,7 +771,7 @@
         </w:tc>
         <w:tc>
           <w:tcPr>
-            <w:tcW w:w="4525" w:type="dxa"/>
+            <w:tcW w:w="5050" w:type="dxa"/>
           </w:tcPr>
           <w:p>
             <w:pPr>
@@ -793,7 +793,7 @@
         </w:trPr>
         <w:tc>
           <w:tcPr>
-            <w:tcW w:w="3394" w:type="dxa"/>
+            <w:tcW w:w="3788" w:type="dxa"/>
           </w:tcPr>
           <w:p>
             <w:pPr>
@@ -810,7 +810,7 @@
         </w:tc>
         <w:tc>
           <w:tcPr>
-            <w:tcW w:w="4525" w:type="dxa"/>
+            <w:tcW w:w="5050" w:type="dxa"/>
           </w:tcPr>
           <w:p>
             <w:pPr>
@@ -832,7 +832,7 @@
         </w:trPr>
         <w:tc>
           <w:tcPr>
-            <w:tcW w:w="3394" w:type="dxa"/>
+            <w:tcW w:w="3788" w:type="dxa"/>
           </w:tcPr>
           <w:p>
             <w:pPr>
@@ -849,7 +849,7 @@
         </w:tc>
         <w:tc>
           <w:tcPr>
-            <w:tcW w:w="4525" w:type="dxa"/>
+            <w:tcW w:w="5050" w:type="dxa"/>
           </w:tcPr>
           <w:p>
             <w:pPr>
@@ -871,7 +871,7 @@
         </w:trPr>
         <w:tc>
           <w:tcPr>
-            <w:tcW w:w="3394" w:type="dxa"/>
+            <w:tcW w:w="3788" w:type="dxa"/>
           </w:tcPr>
           <w:p>
             <w:pPr>
@@ -888,7 +888,7 @@
         </w:tc>
         <w:tc>
           <w:tcPr>
-            <w:tcW w:w="4525" w:type="dxa"/>
+            <w:tcW w:w="5050" w:type="dxa"/>
           </w:tcPr>
           <w:p>
             <w:pPr>
@@ -925,7 +925,7 @@
         <w:gridCol w:w="972"/>
         <w:gridCol w:w="1237"/>
         <w:gridCol w:w="1502"/>
-        <w:gridCol w:w="5126"/>
+        <w:gridCol w:w="5127"/>
       </w:tblGrid>
       <w:tr>
         <w:trPr>
@@ -991,7 +991,7 @@
         </w:tc>
         <w:tc>
           <w:tcPr>
-            <w:tcW w:w="5126" w:type="dxa"/>
+            <w:tcW w:w="5127" w:type="dxa"/>
             <w:shd w:val="clear" w:color="auto" w:fill="D9E2F3"/>
           </w:tcPr>
           <w:p>
@@ -1066,7 +1066,7 @@
         </w:tc>
         <w:tc>
           <w:tcPr>
-            <w:tcW w:w="5126" w:type="dxa"/>
+            <w:tcW w:w="5127" w:type="dxa"/>
           </w:tcPr>
           <w:p>
             <w:pPr>
@@ -1139,7 +1139,7 @@
         </w:tc>
         <w:tc>
           <w:tcPr>
-            <w:tcW w:w="5126" w:type="dxa"/>
+            <w:tcW w:w="5127" w:type="dxa"/>
           </w:tcPr>
           <w:p>
             <w:pPr>
@@ -1672,9 +1672,9 @@
         </w:tblBorders>
       </w:tblPr>
       <w:tblGrid>
-        <w:gridCol w:w="2626"/>
-        <w:gridCol w:w="3119"/>
-        <w:gridCol w:w="2174"/>
+        <w:gridCol w:w="2931"/>
+        <w:gridCol w:w="3481"/>
+        <w:gridCol w:w="2426"/>
       </w:tblGrid>
       <w:tr>
         <w:trPr>
@@ -1683,7 +1683,7 @@
         </w:trPr>
         <w:tc>
           <w:tcPr>
-            <w:tcW w:w="2626" w:type="dxa"/>
+            <w:tcW w:w="2931" w:type="dxa"/>
             <w:shd w:val="clear" w:color="auto" w:fill="D9E2F3"/>
           </w:tcPr>
           <w:p>
@@ -1702,7 +1702,7 @@
         </w:tc>
         <w:tc>
           <w:tcPr>
-            <w:tcW w:w="3119" w:type="dxa"/>
+            <w:tcW w:w="3481" w:type="dxa"/>
             <w:shd w:val="clear" w:color="auto" w:fill="D9E2F3"/>
           </w:tcPr>
           <w:p>
@@ -1721,7 +1721,7 @@
         </w:tc>
         <w:tc>
           <w:tcPr>
-            <w:tcW w:w="2174" w:type="dxa"/>
+            <w:tcW w:w="2426" w:type="dxa"/>
             <w:shd w:val="clear" w:color="auto" w:fill="D9E2F3"/>
           </w:tcPr>
           <w:p>
@@ -1745,7 +1745,7 @@
         </w:trPr>
         <w:tc>
           <w:tcPr>
-            <w:tcW w:w="2626" w:type="dxa"/>
+            <w:tcW w:w="2931" w:type="dxa"/>
           </w:tcPr>
           <w:p>
             <w:pPr>
@@ -1762,7 +1762,7 @@
         </w:tc>
         <w:tc>
           <w:tcPr>
-            <w:tcW w:w="3119" w:type="dxa"/>
+            <w:tcW w:w="3481" w:type="dxa"/>
           </w:tcPr>
           <w:p>
             <w:pPr>
@@ -1779,7 +1779,7 @@
         </w:tc>
         <w:tc>
           <w:tcPr>
-            <w:tcW w:w="2174" w:type="dxa"/>
+            <w:tcW w:w="2426" w:type="dxa"/>
           </w:tcPr>
           <w:p>
             <w:pPr>
@@ -1801,7 +1801,7 @@
         </w:trPr>
         <w:tc>
           <w:tcPr>
-            <w:tcW w:w="2626" w:type="dxa"/>
+            <w:tcW w:w="2931" w:type="dxa"/>
           </w:tcPr>
           <w:p>
             <w:pPr>
@@ -1818,7 +1818,7 @@
         </w:tc>
         <w:tc>
           <w:tcPr>
-            <w:tcW w:w="3119" w:type="dxa"/>
+            <w:tcW w:w="3481" w:type="dxa"/>
           </w:tcPr>
           <w:p>
             <w:pPr>
@@ -1835,7 +1835,7 @@
         </w:tc>
         <w:tc>
           <w:tcPr>
-            <w:tcW w:w="2174" w:type="dxa"/>
+            <w:tcW w:w="2426" w:type="dxa"/>
           </w:tcPr>
           <w:p>
             <w:pPr>
@@ -1857,7 +1857,7 @@
         </w:trPr>
         <w:tc>
           <w:tcPr>
-            <w:tcW w:w="2626" w:type="dxa"/>
+            <w:tcW w:w="2931" w:type="dxa"/>
           </w:tcPr>
           <w:p>
             <w:pPr>
@@ -1874,7 +1874,7 @@
         </w:tc>
         <w:tc>
           <w:tcPr>
-            <w:tcW w:w="3119" w:type="dxa"/>
+            <w:tcW w:w="3481" w:type="dxa"/>
           </w:tcPr>
           <w:p>
             <w:pPr>
@@ -1891,7 +1891,7 @@
         </w:tc>
         <w:tc>
           <w:tcPr>
-            <w:tcW w:w="2174" w:type="dxa"/>
+            <w:tcW w:w="2426" w:type="dxa"/>
           </w:tcPr>
           <w:p>
             <w:pPr>
@@ -1913,7 +1913,7 @@
         </w:trPr>
         <w:tc>
           <w:tcPr>
-            <w:tcW w:w="2626" w:type="dxa"/>
+            <w:tcW w:w="2931" w:type="dxa"/>
           </w:tcPr>
           <w:p>
             <w:pPr>
@@ -1930,7 +1930,7 @@
         </w:tc>
         <w:tc>
           <w:tcPr>
-            <w:tcW w:w="3119" w:type="dxa"/>
+            <w:tcW w:w="3481" w:type="dxa"/>
           </w:tcPr>
           <w:p>
             <w:pPr>
@@ -1947,7 +1947,7 @@
         </w:tc>
         <w:tc>
           <w:tcPr>
-            <w:tcW w:w="2174" w:type="dxa"/>
+            <w:tcW w:w="2426" w:type="dxa"/>
           </w:tcPr>
           <w:p>
             <w:pPr>
@@ -1969,7 +1969,7 @@
         </w:trPr>
         <w:tc>
           <w:tcPr>
-            <w:tcW w:w="2626" w:type="dxa"/>
+            <w:tcW w:w="2931" w:type="dxa"/>
           </w:tcPr>
           <w:p>
             <w:pPr>
@@ -1986,7 +1986,7 @@
         </w:tc>
         <w:tc>
           <w:tcPr>
-            <w:tcW w:w="3119" w:type="dxa"/>
+            <w:tcW w:w="3481" w:type="dxa"/>
           </w:tcPr>
           <w:p>
             <w:pPr>
@@ -2003,7 +2003,7 @@
         </w:tc>
         <w:tc>
           <w:tcPr>
-            <w:tcW w:w="2174" w:type="dxa"/>
+            <w:tcW w:w="2426" w:type="dxa"/>
           </w:tcPr>
           <w:p>
             <w:pPr>
@@ -2025,7 +2025,7 @@
         </w:trPr>
         <w:tc>
           <w:tcPr>
-            <w:tcW w:w="2626" w:type="dxa"/>
+            <w:tcW w:w="2931" w:type="dxa"/>
           </w:tcPr>
           <w:p>
             <w:pPr>
@@ -2042,7 +2042,7 @@
         </w:tc>
         <w:tc>
           <w:tcPr>
-            <w:tcW w:w="3119" w:type="dxa"/>
+            <w:tcW w:w="3481" w:type="dxa"/>
           </w:tcPr>
           <w:p>
             <w:pPr>
@@ -2059,7 +2059,7 @@
         </w:tc>
         <w:tc>
           <w:tcPr>
-            <w:tcW w:w="2174" w:type="dxa"/>
+            <w:tcW w:w="2426" w:type="dxa"/>
           </w:tcPr>
           <w:p>
             <w:pPr>
@@ -2081,7 +2081,7 @@
         </w:trPr>
         <w:tc>
           <w:tcPr>
-            <w:tcW w:w="2626" w:type="dxa"/>
+            <w:tcW w:w="2931" w:type="dxa"/>
           </w:tcPr>
           <w:p>
             <w:pPr>
@@ -2098,7 +2098,7 @@
         </w:tc>
         <w:tc>
           <w:tcPr>
-            <w:tcW w:w="3119" w:type="dxa"/>
+            <w:tcW w:w="3481" w:type="dxa"/>
           </w:tcPr>
           <w:p>
             <w:pPr>
@@ -2115,7 +2115,7 @@
         </w:tc>
         <w:tc>
           <w:tcPr>
-            <w:tcW w:w="2174" w:type="dxa"/>
+            <w:tcW w:w="2426" w:type="dxa"/>
           </w:tcPr>
           <w:p>
             <w:pPr>
@@ -2137,7 +2137,7 @@
         </w:trPr>
         <w:tc>
           <w:tcPr>
-            <w:tcW w:w="2626" w:type="dxa"/>
+            <w:tcW w:w="2931" w:type="dxa"/>
           </w:tcPr>
           <w:p>
             <w:pPr>
@@ -2154,7 +2154,7 @@
         </w:tc>
         <w:tc>
           <w:tcPr>
-            <w:tcW w:w="3119" w:type="dxa"/>
+            <w:tcW w:w="3481" w:type="dxa"/>
           </w:tcPr>
           <w:p>
             <w:pPr>
@@ -2171,7 +2171,7 @@
         </w:tc>
         <w:tc>
           <w:tcPr>
-            <w:tcW w:w="2174" w:type="dxa"/>
+            <w:tcW w:w="2426" w:type="dxa"/>
           </w:tcPr>
           <w:p>
             <w:pPr>
@@ -2214,9 +2214,9 @@
         </w:tblBorders>
       </w:tblPr>
       <w:tblGrid>
-        <w:gridCol w:w="3505"/>
-        <w:gridCol w:w="2468"/>
-        <w:gridCol w:w="1945"/>
+        <w:gridCol w:w="3912"/>
+        <w:gridCol w:w="2755"/>
+        <w:gridCol w:w="2171"/>
       </w:tblGrid>
       <w:tr>
         <w:trPr>
@@ -2225,7 +2225,7 @@
         </w:trPr>
         <w:tc>
           <w:tcPr>
-            <w:tcW w:w="3505" w:type="dxa"/>
+            <w:tcW w:w="3912" w:type="dxa"/>
             <w:shd w:val="clear" w:color="auto" w:fill="D9E2F3"/>
           </w:tcPr>
           <w:p>
@@ -2244,7 +2244,7 @@
         </w:tc>
         <w:tc>
           <w:tcPr>
-            <w:tcW w:w="2468" w:type="dxa"/>
+            <w:tcW w:w="2755" w:type="dxa"/>
             <w:shd w:val="clear" w:color="auto" w:fill="D9E2F3"/>
           </w:tcPr>
           <w:p>
@@ -2263,7 +2263,7 @@
         </w:tc>
         <w:tc>
           <w:tcPr>
-            <w:tcW w:w="1945" w:type="dxa"/>
+            <w:tcW w:w="2171" w:type="dxa"/>
             <w:shd w:val="clear" w:color="auto" w:fill="D9E2F3"/>
           </w:tcPr>
           <w:p>
@@ -2287,7 +2287,7 @@
         </w:trPr>
         <w:tc>
           <w:tcPr>
-            <w:tcW w:w="3505" w:type="dxa"/>
+            <w:tcW w:w="3912" w:type="dxa"/>
           </w:tcPr>
           <w:p>
             <w:pPr>
@@ -2304,7 +2304,7 @@
         </w:tc>
         <w:tc>
           <w:tcPr>
-            <w:tcW w:w="2468" w:type="dxa"/>
+            <w:tcW w:w="2755" w:type="dxa"/>
           </w:tcPr>
           <w:p>
             <w:pPr>
@@ -2321,7 +2321,7 @@
         </w:tc>
         <w:tc>
           <w:tcPr>
-            <w:tcW w:w="1945" w:type="dxa"/>
+            <w:tcW w:w="2171" w:type="dxa"/>
           </w:tcPr>
           <w:p>
             <w:pPr>
@@ -2343,7 +2343,7 @@
         </w:trPr>
         <w:tc>
           <w:tcPr>
-            <w:tcW w:w="3505" w:type="dxa"/>
+            <w:tcW w:w="3912" w:type="dxa"/>
           </w:tcPr>
           <w:p>
             <w:pPr>
@@ -2360,7 +2360,7 @@
         </w:tc>
         <w:tc>
           <w:tcPr>
-            <w:tcW w:w="2468" w:type="dxa"/>
+            <w:tcW w:w="2755" w:type="dxa"/>
           </w:tcPr>
           <w:p>
             <w:pPr>
@@ -2377,7 +2377,7 @@
         </w:tc>
         <w:tc>
           <w:tcPr>
-            <w:tcW w:w="1945" w:type="dxa"/>
+            <w:tcW w:w="2171" w:type="dxa"/>
           </w:tcPr>
           <w:p>
             <w:pPr>
@@ -2399,7 +2399,7 @@
         </w:trPr>
         <w:tc>
           <w:tcPr>
-            <w:tcW w:w="3505" w:type="dxa"/>
+            <w:tcW w:w="3912" w:type="dxa"/>
           </w:tcPr>
           <w:p>
             <w:pPr>
@@ -2416,7 +2416,7 @@
         </w:tc>
         <w:tc>
           <w:tcPr>
-            <w:tcW w:w="2468" w:type="dxa"/>
+            <w:tcW w:w="2755" w:type="dxa"/>
           </w:tcPr>
           <w:p>
             <w:pPr>
@@ -2433,7 +2433,7 @@
         </w:tc>
         <w:tc>
           <w:tcPr>
-            <w:tcW w:w="1945" w:type="dxa"/>
+            <w:tcW w:w="2171" w:type="dxa"/>
           </w:tcPr>
           <w:p>
             <w:pPr>
@@ -2455,7 +2455,7 @@
         </w:trPr>
         <w:tc>
           <w:tcPr>
-            <w:tcW w:w="3505" w:type="dxa"/>
+            <w:tcW w:w="3912" w:type="dxa"/>
           </w:tcPr>
           <w:p>
             <w:pPr>
@@ -2472,7 +2472,7 @@
         </w:tc>
         <w:tc>
           <w:tcPr>
-            <w:tcW w:w="2468" w:type="dxa"/>
+            <w:tcW w:w="2755" w:type="dxa"/>
           </w:tcPr>
           <w:p>
             <w:pPr>
@@ -2489,7 +2489,7 @@
         </w:tc>
         <w:tc>
           <w:tcPr>
-            <w:tcW w:w="1945" w:type="dxa"/>
+            <w:tcW w:w="2171" w:type="dxa"/>
           </w:tcPr>
           <w:p>
             <w:pPr>
@@ -2511,7 +2511,7 @@
         </w:trPr>
         <w:tc>
           <w:tcPr>
-            <w:tcW w:w="3505" w:type="dxa"/>
+            <w:tcW w:w="3912" w:type="dxa"/>
           </w:tcPr>
           <w:p>
             <w:pPr>
@@ -2528,7 +2528,7 @@
         </w:tc>
         <w:tc>
           <w:tcPr>
-            <w:tcW w:w="2468" w:type="dxa"/>
+            <w:tcW w:w="2755" w:type="dxa"/>
           </w:tcPr>
           <w:p>
             <w:pPr>
@@ -2545,7 +2545,7 @@
         </w:tc>
         <w:tc>
           <w:tcPr>
-            <w:tcW w:w="1945" w:type="dxa"/>
+            <w:tcW w:w="2171" w:type="dxa"/>
           </w:tcPr>
           <w:p>
             <w:pPr>
@@ -2588,10 +2588,10 @@
         </w:tblBorders>
       </w:tblPr>
       <w:tblGrid>
-        <w:gridCol w:w="1154"/>
-        <w:gridCol w:w="2025"/>
-        <w:gridCol w:w="3350"/>
-        <w:gridCol w:w="1389"/>
+        <w:gridCol w:w="1288"/>
+        <w:gridCol w:w="2260"/>
+        <w:gridCol w:w="3739"/>
+        <w:gridCol w:w="1551"/>
       </w:tblGrid>
       <w:tr>
         <w:trPr>
@@ -2600,7 +2600,7 @@
         </w:trPr>
         <w:tc>
           <w:tcPr>
-            <w:tcW w:w="1154" w:type="dxa"/>
+            <w:tcW w:w="1288" w:type="dxa"/>
             <w:shd w:val="clear" w:color="auto" w:fill="D9E2F3"/>
           </w:tcPr>
           <w:p>
@@ -2619,7 +2619,7 @@
         </w:tc>
         <w:tc>
           <w:tcPr>
-            <w:tcW w:w="2025" w:type="dxa"/>
+            <w:tcW w:w="2260" w:type="dxa"/>
             <w:shd w:val="clear" w:color="auto" w:fill="D9E2F3"/>
           </w:tcPr>
           <w:p>
@@ -2638,7 +2638,7 @@
         </w:tc>
         <w:tc>
           <w:tcPr>
-            <w:tcW w:w="3350" w:type="dxa"/>
+            <w:tcW w:w="3739" w:type="dxa"/>
             <w:shd w:val="clear" w:color="auto" w:fill="D9E2F3"/>
           </w:tcPr>
           <w:p>
@@ -2657,7 +2657,7 @@
         </w:tc>
         <w:tc>
           <w:tcPr>
-            <w:tcW w:w="1389" w:type="dxa"/>
+            <w:tcW w:w="1551" w:type="dxa"/>
             <w:shd w:val="clear" w:color="auto" w:fill="D9E2F3"/>
           </w:tcPr>
           <w:p>
@@ -2681,7 +2681,7 @@
         </w:trPr>
         <w:tc>
           <w:tcPr>
-            <w:tcW w:w="1154" w:type="dxa"/>
+            <w:tcW w:w="1288" w:type="dxa"/>
           </w:tcPr>
           <w:p>
             <w:pPr>
@@ -2698,7 +2698,7 @@
         </w:tc>
         <w:tc>
           <w:tcPr>
-            <w:tcW w:w="2025" w:type="dxa"/>
+            <w:tcW w:w="2260" w:type="dxa"/>
           </w:tcPr>
           <w:p>
             <w:pPr>
@@ -2715,7 +2715,7 @@
         </w:tc>
         <w:tc>
           <w:tcPr>
-            <w:tcW w:w="3350" w:type="dxa"/>
+            <w:tcW w:w="3739" w:type="dxa"/>
           </w:tcPr>
           <w:p>
             <w:pPr>
@@ -2732,7 +2732,7 @@
         </w:tc>
         <w:tc>
           <w:tcPr>
-            <w:tcW w:w="1389" w:type="dxa"/>
+            <w:tcW w:w="1551" w:type="dxa"/>
           </w:tcPr>
           <w:p>
             <w:pPr>
@@ -2754,7 +2754,7 @@
         </w:trPr>
         <w:tc>
           <w:tcPr>
-            <w:tcW w:w="1154" w:type="dxa"/>
+            <w:tcW w:w="1288" w:type="dxa"/>
           </w:tcPr>
           <w:p>
             <w:pPr>
@@ -2771,7 +2771,7 @@
         </w:tc>
         <w:tc>
           <w:tcPr>
-            <w:tcW w:w="2025" w:type="dxa"/>
+            <w:tcW w:w="2260" w:type="dxa"/>
           </w:tcPr>
           <w:p>
             <w:pPr>
@@ -2788,7 +2788,7 @@
         </w:tc>
         <w:tc>
           <w:tcPr>
-            <w:tcW w:w="3350" w:type="dxa"/>
+            <w:tcW w:w="3739" w:type="dxa"/>
           </w:tcPr>
           <w:p>
             <w:pPr>
@@ -2805,7 +2805,7 @@
         </w:tc>
         <w:tc>
           <w:tcPr>
-            <w:tcW w:w="1389" w:type="dxa"/>
+            <w:tcW w:w="1551" w:type="dxa"/>
           </w:tcPr>
           <w:p>
             <w:pPr>
@@ -2827,7 +2827,7 @@
         </w:trPr>
         <w:tc>
           <w:tcPr>
-            <w:tcW w:w="1154" w:type="dxa"/>
+            <w:tcW w:w="1288" w:type="dxa"/>
           </w:tcPr>
           <w:p>
             <w:pPr>
@@ -2844,7 +2844,7 @@
         </w:tc>
         <w:tc>
           <w:tcPr>
-            <w:tcW w:w="2025" w:type="dxa"/>
+            <w:tcW w:w="2260" w:type="dxa"/>
           </w:tcPr>
           <w:p>
             <w:pPr>
@@ -2861,7 +2861,7 @@
         </w:tc>
         <w:tc>
           <w:tcPr>
-            <w:tcW w:w="3350" w:type="dxa"/>
+            <w:tcW w:w="3739" w:type="dxa"/>
           </w:tcPr>
           <w:p>
             <w:pPr>
@@ -2878,7 +2878,7 @@
         </w:tc>
         <w:tc>
           <w:tcPr>
-            <w:tcW w:w="1389" w:type="dxa"/>
+            <w:tcW w:w="1551" w:type="dxa"/>
           </w:tcPr>
           <w:p>
             <w:pPr>
@@ -2900,7 +2900,7 @@
         </w:trPr>
         <w:tc>
           <w:tcPr>
-            <w:tcW w:w="1154" w:type="dxa"/>
+            <w:tcW w:w="1288" w:type="dxa"/>
           </w:tcPr>
           <w:p>
             <w:pPr>
@@ -2917,7 +2917,7 @@
         </w:tc>
         <w:tc>
           <w:tcPr>
-            <w:tcW w:w="2025" w:type="dxa"/>
+            <w:tcW w:w="2260" w:type="dxa"/>
           </w:tcPr>
           <w:p>
             <w:pPr>
@@ -2934,7 +2934,7 @@
         </w:tc>
         <w:tc>
           <w:tcPr>
-            <w:tcW w:w="3350" w:type="dxa"/>
+            <w:tcW w:w="3739" w:type="dxa"/>
           </w:tcPr>
           <w:p>
             <w:pPr>
@@ -2951,7 +2951,7 @@
         </w:tc>
         <w:tc>
           <w:tcPr>
-            <w:tcW w:w="1389" w:type="dxa"/>
+            <w:tcW w:w="1551" w:type="dxa"/>
           </w:tcPr>
           <w:p>
             <w:pPr>
@@ -2973,7 +2973,7 @@
         </w:trPr>
         <w:tc>
           <w:tcPr>
-            <w:tcW w:w="1154" w:type="dxa"/>
+            <w:tcW w:w="1288" w:type="dxa"/>
           </w:tcPr>
           <w:p>
             <w:pPr>
@@ -2990,7 +2990,7 @@
         </w:tc>
         <w:tc>
           <w:tcPr>
-            <w:tcW w:w="2025" w:type="dxa"/>
+            <w:tcW w:w="2260" w:type="dxa"/>
           </w:tcPr>
           <w:p>
             <w:pPr>
@@ -3007,7 +3007,7 @@
         </w:tc>
         <w:tc>
           <w:tcPr>
-            <w:tcW w:w="3350" w:type="dxa"/>
+            <w:tcW w:w="3739" w:type="dxa"/>
           </w:tcPr>
           <w:p>
             <w:pPr>
@@ -3024,7 +3024,7 @@
         </w:tc>
         <w:tc>
           <w:tcPr>
-            <w:tcW w:w="1389" w:type="dxa"/>
+            <w:tcW w:w="1551" w:type="dxa"/>
           </w:tcPr>
           <w:p>
             <w:pPr>
@@ -3067,8 +3067,8 @@
         </w:tblBorders>
       </w:tblPr>
       <w:tblGrid>
-        <w:gridCol w:w="2546"/>
-        <w:gridCol w:w="5373"/>
+        <w:gridCol w:w="2841"/>
+        <w:gridCol w:w="5997"/>
       </w:tblGrid>
       <w:tr>
         <w:trPr>
@@ -3077,7 +3077,7 @@
         </w:trPr>
         <w:tc>
           <w:tcPr>
-            <w:tcW w:w="2546" w:type="dxa"/>
+            <w:tcW w:w="2841" w:type="dxa"/>
             <w:shd w:val="clear" w:color="auto" w:fill="D9E2F3"/>
           </w:tcPr>
           <w:p>
@@ -3096,7 +3096,7 @@
         </w:tc>
         <w:tc>
           <w:tcPr>
-            <w:tcW w:w="5373" w:type="dxa"/>
+            <w:tcW w:w="5997" w:type="dxa"/>
             <w:shd w:val="clear" w:color="auto" w:fill="D9E2F3"/>
           </w:tcPr>
           <w:p>
@@ -3120,7 +3120,7 @@
         </w:trPr>
         <w:tc>
           <w:tcPr>
-            <w:tcW w:w="2546" w:type="dxa"/>
+            <w:tcW w:w="2841" w:type="dxa"/>
           </w:tcPr>
           <w:p>
             <w:pPr>
@@ -3137,7 +3137,7 @@
         </w:tc>
         <w:tc>
           <w:tcPr>
-            <w:tcW w:w="5373" w:type="dxa"/>
+            <w:tcW w:w="5997" w:type="dxa"/>
           </w:tcPr>
           <w:p>
             <w:pPr>
@@ -3159,7 +3159,7 @@
         </w:trPr>
         <w:tc>
           <w:tcPr>
-            <w:tcW w:w="2546" w:type="dxa"/>
+            <w:tcW w:w="2841" w:type="dxa"/>
           </w:tcPr>
           <w:p>
             <w:pPr>
@@ -3176,7 +3176,7 @@
         </w:tc>
         <w:tc>
           <w:tcPr>
-            <w:tcW w:w="5373" w:type="dxa"/>
+            <w:tcW w:w="5997" w:type="dxa"/>
           </w:tcPr>
           <w:p>
             <w:pPr>
@@ -3198,7 +3198,7 @@
         </w:trPr>
         <w:tc>
           <w:tcPr>
-            <w:tcW w:w="2546" w:type="dxa"/>
+            <w:tcW w:w="2841" w:type="dxa"/>
           </w:tcPr>
           <w:p>
             <w:pPr>
@@ -3215,7 +3215,7 @@
         </w:tc>
         <w:tc>
           <w:tcPr>
-            <w:tcW w:w="5373" w:type="dxa"/>
+            <w:tcW w:w="5997" w:type="dxa"/>
           </w:tcPr>
           <w:p>
             <w:pPr>
@@ -3237,7 +3237,7 @@
         </w:trPr>
         <w:tc>
           <w:tcPr>
-            <w:tcW w:w="2546" w:type="dxa"/>
+            <w:tcW w:w="2841" w:type="dxa"/>
           </w:tcPr>
           <w:p>
             <w:pPr>
@@ -3254,7 +3254,7 @@
         </w:tc>
         <w:tc>
           <w:tcPr>
-            <w:tcW w:w="5373" w:type="dxa"/>
+            <w:tcW w:w="5997" w:type="dxa"/>
           </w:tcPr>
           <w:p>
             <w:pPr>
@@ -3276,7 +3276,7 @@
         </w:trPr>
         <w:tc>
           <w:tcPr>
-            <w:tcW w:w="2546" w:type="dxa"/>
+            <w:tcW w:w="2841" w:type="dxa"/>
           </w:tcPr>
           <w:p>
             <w:pPr>
@@ -3293,7 +3293,7 @@
         </w:tc>
         <w:tc>
           <w:tcPr>
-            <w:tcW w:w="5373" w:type="dxa"/>
+            <w:tcW w:w="5997" w:type="dxa"/>
           </w:tcPr>
           <w:p>
             <w:pPr>
@@ -3315,7 +3315,7 @@
         </w:trPr>
         <w:tc>
           <w:tcPr>
-            <w:tcW w:w="2546" w:type="dxa"/>
+            <w:tcW w:w="2841" w:type="dxa"/>
           </w:tcPr>
           <w:p>
             <w:pPr>
@@ -3332,7 +3332,7 @@
         </w:tc>
         <w:tc>
           <w:tcPr>
-            <w:tcW w:w="5373" w:type="dxa"/>
+            <w:tcW w:w="5997" w:type="dxa"/>
           </w:tcPr>
           <w:p>
             <w:pPr>
@@ -3354,7 +3354,7 @@
         </w:trPr>
         <w:tc>
           <w:tcPr>
-            <w:tcW w:w="2546" w:type="dxa"/>
+            <w:tcW w:w="2841" w:type="dxa"/>
           </w:tcPr>
           <w:p>
             <w:pPr>
@@ -3371,7 +3371,7 @@
         </w:tc>
         <w:tc>
           <w:tcPr>
-            <w:tcW w:w="5373" w:type="dxa"/>
+            <w:tcW w:w="5997" w:type="dxa"/>
           </w:tcPr>
           <w:p>
             <w:pPr>
@@ -3393,7 +3393,7 @@
         </w:trPr>
         <w:tc>
           <w:tcPr>
-            <w:tcW w:w="2546" w:type="dxa"/>
+            <w:tcW w:w="2841" w:type="dxa"/>
           </w:tcPr>
           <w:p>
             <w:pPr>
@@ -3410,7 +3410,7 @@
         </w:tc>
         <w:tc>
           <w:tcPr>
-            <w:tcW w:w="5373" w:type="dxa"/>
+            <w:tcW w:w="5997" w:type="dxa"/>
           </w:tcPr>
           <w:p>
             <w:pPr>
